--- a/testakten/starug-schutzschirm-grossbach-druckguss-erfurt/21_glaeubigerausschuss_protokoll.docx
+++ b/testakten/starug-schutzschirm-grossbach-druckguss-erfurt/21_glaeubigerausschuss_protokoll.docx
@@ -5,78 +5,122 @@
     <w:p>
       <w:pPr>
         <w:pStyle w:val="Heading1"/>
+        <w:spacing w:after="160" w:line="259" w:lineRule="auto"/>
       </w:pPr>
       <w:r>
         <w:rPr>
           <w:rFonts w:ascii="Times New Roman" w:hAnsi="Times New Roman"/>
+          <w:b/>
+          <w:sz w:val="28"/>
         </w:rPr>
         <w:t>21 – Gläubigerausschuss – Protokoll der konstituierenden Sitzung</w:t>
       </w:r>
     </w:p>
     <w:p>
       <w:pPr>
+        <w:spacing w:before="120" w:after="60" w:line="259" w:lineRule="auto"/>
         <w:jc w:val="left"/>
       </w:pPr>
       <w:r>
         <w:rPr>
-          <w:b/>
+          <w:rFonts w:ascii="Times New Roman" w:hAnsi="Times New Roman"/>
+          <w:b w:val="0"/>
+          <w:i w:val="0"/>
+          <w:sz w:val="22"/>
         </w:rPr>
         <w:t>Datum:</w:t>
       </w:r>
       <w:r>
+        <w:rPr>
+          <w:rFonts w:ascii="Times New Roman" w:hAnsi="Times New Roman"/>
+          <w:b w:val="0"/>
+          <w:i w:val="0"/>
+          <w:sz w:val="22"/>
+        </w:rPr>
         <w:t xml:space="preserve"> 25. Juni 2026, 10:00–13:00 Uhr</w:t>
       </w:r>
     </w:p>
     <w:p>
       <w:pPr>
+        <w:spacing w:before="120" w:after="60" w:line="259" w:lineRule="auto"/>
         <w:jc w:val="left"/>
       </w:pPr>
       <w:r>
         <w:rPr>
+          <w:rFonts w:ascii="Times New Roman" w:hAnsi="Times New Roman"/>
           <w:b/>
+          <w:sz w:val="22"/>
         </w:rPr>
         <w:t>Ort:</w:t>
       </w:r>
       <w:r>
+        <w:rPr>
+          <w:rFonts w:ascii="Times New Roman" w:hAnsi="Times New Roman"/>
+          <w:b/>
+          <w:sz w:val="22"/>
+        </w:rPr>
         <w:t xml:space="preserve"> Amtsgericht Erfurt, Saal 214, Domplatz 1, 99084 Erfurt</w:t>
       </w:r>
     </w:p>
     <w:p>
       <w:pPr>
+        <w:spacing w:before="120" w:after="60" w:line="259" w:lineRule="auto"/>
         <w:jc w:val="left"/>
       </w:pPr>
       <w:r>
         <w:rPr>
+          <w:rFonts w:ascii="Times New Roman" w:hAnsi="Times New Roman"/>
           <w:b/>
+          <w:sz w:val="22"/>
         </w:rPr>
         <w:t>Vorsitzende:</w:t>
       </w:r>
       <w:r>
+        <w:rPr>
+          <w:rFonts w:ascii="Times New Roman" w:hAnsi="Times New Roman"/>
+          <w:b/>
+          <w:sz w:val="22"/>
+        </w:rPr>
         <w:t xml:space="preserve"> Richterin Sabine Kern (AG Erfurt, Insolvenzgericht)</w:t>
       </w:r>
     </w:p>
     <w:p>
       <w:pPr>
+        <w:spacing w:before="120" w:after="60" w:line="259" w:lineRule="auto"/>
         <w:jc w:val="left"/>
       </w:pPr>
       <w:r>
         <w:rPr>
+          <w:rFonts w:ascii="Times New Roman" w:hAnsi="Times New Roman"/>
           <w:b/>
+          <w:sz w:val="22"/>
         </w:rPr>
         <w:t>Sachwalter:</w:t>
       </w:r>
       <w:r>
+        <w:rPr>
+          <w:rFonts w:ascii="Times New Roman" w:hAnsi="Times New Roman"/>
+          <w:b/>
+          <w:sz w:val="22"/>
+        </w:rPr>
         <w:t xml:space="preserve"> RA Dr. Henrik Sonnenschein</w:t>
       </w:r>
     </w:p>
-    <w:p/>
+    <w:p>
+      <w:pPr>
+        <w:spacing w:line="259" w:lineRule="auto" w:after="60"/>
+      </w:pPr>
+    </w:p>
     <w:p>
       <w:pPr>
         <w:pStyle w:val="Heading2"/>
+        <w:spacing w:before="120" w:after="60" w:line="259" w:lineRule="auto"/>
       </w:pPr>
       <w:r>
         <w:rPr>
           <w:rFonts w:ascii="Times New Roman" w:hAnsi="Times New Roman"/>
+          <w:b/>
+          <w:sz w:val="22"/>
         </w:rPr>
         <w:t>Teilnehmerliste</w:t>
       </w:r>
@@ -536,10 +580,15 @@
         </w:tc>
       </w:tr>
     </w:tbl>
-    <w:p/>
+    <w:p>
+      <w:pPr>
+        <w:spacing w:line="259" w:lineRule="auto" w:after="60"/>
+      </w:pPr>
+    </w:p>
     <w:p>
       <w:pPr>
         <w:pStyle w:val="Heading2"/>
+        <w:spacing w:line="259" w:lineRule="auto" w:after="60"/>
       </w:pPr>
       <w:r>
         <w:rPr>
@@ -550,6 +599,7 @@
     </w:p>
     <w:p>
       <w:pPr>
+        <w:spacing w:line="259" w:lineRule="auto" w:after="60"/>
         <w:jc w:val="left"/>
       </w:pPr>
       <w:r>
@@ -558,6 +608,7 @@
     </w:p>
     <w:p>
       <w:pPr>
+        <w:spacing w:line="259" w:lineRule="auto" w:after="60"/>
         <w:jc w:val="left"/>
       </w:pPr>
       <w:r>
@@ -566,6 +617,7 @@
     </w:p>
     <w:p>
       <w:pPr>
+        <w:spacing w:line="259" w:lineRule="auto" w:after="60"/>
         <w:jc w:val="left"/>
       </w:pPr>
       <w:r>
@@ -574,6 +626,7 @@
     </w:p>
     <w:p>
       <w:pPr>
+        <w:spacing w:line="259" w:lineRule="auto" w:after="60"/>
         <w:jc w:val="left"/>
       </w:pPr>
       <w:r>
@@ -585,6 +638,7 @@
     </w:p>
     <w:p>
       <w:pPr>
+        <w:spacing w:line="259" w:lineRule="auto" w:after="60"/>
         <w:jc w:val="left"/>
       </w:pPr>
       <w:r>
@@ -593,16 +647,22 @@
     </w:p>
     <w:p>
       <w:pPr>
+        <w:spacing w:line="259" w:lineRule="auto" w:after="60"/>
         <w:jc w:val="left"/>
       </w:pPr>
       <w:r>
         <w:t>gewählt. Stellvertreter: RA Christian Lauterbach.</w:t>
       </w:r>
     </w:p>
-    <w:p/>
+    <w:p>
+      <w:pPr>
+        <w:spacing w:line="259" w:lineRule="auto" w:after="60"/>
+      </w:pPr>
+    </w:p>
     <w:p>
       <w:pPr>
         <w:pStyle w:val="Heading2"/>
+        <w:spacing w:line="259" w:lineRule="auto" w:after="60"/>
       </w:pPr>
       <w:r>
         <w:rPr>
@@ -613,6 +673,7 @@
     </w:p>
     <w:p>
       <w:pPr>
+        <w:spacing w:line="259" w:lineRule="auto" w:after="60"/>
         <w:jc w:val="left"/>
       </w:pPr>
       <w:r>
@@ -621,6 +682,7 @@
     </w:p>
     <w:p>
       <w:pPr>
+        <w:spacing w:line="259" w:lineRule="auto" w:after="60"/>
         <w:jc w:val="left"/>
       </w:pPr>
       <w:r>
@@ -630,6 +692,7 @@
     <w:p>
       <w:pPr>
         <w:pStyle w:val="ListBullet"/>
+        <w:spacing w:line="259" w:lineRule="auto" w:after="60"/>
       </w:pPr>
       <w:r>
         <w:t>Betrieb läuft uneingeschränkt; keine Produktionsstopps</w:t>
@@ -638,6 +701,7 @@
     <w:p>
       <w:pPr>
         <w:pStyle w:val="ListBullet"/>
+        <w:spacing w:line="259" w:lineRule="auto" w:after="60"/>
       </w:pPr>
       <w:r>
         <w:t>Insolvenzgeld wurde beantragt; Arbeitnehmer erhalten Lohnfortzahlung</w:t>
@@ -646,6 +710,7 @@
     <w:p>
       <w:pPr>
         <w:pStyle w:val="ListBullet"/>
+        <w:spacing w:line="259" w:lineRule="auto" w:after="60"/>
       </w:pPr>
       <w:r>
         <w:t>Buchhaltung ist ordnungsgemäß; keine Unterschlagungen oder Unregelmäßigkeiten festgestellt</w:t>
@@ -654,6 +719,7 @@
     <w:p>
       <w:pPr>
         <w:pStyle w:val="ListBullet"/>
+        <w:spacing w:line="259" w:lineRule="auto" w:after="60"/>
       </w:pPr>
       <w:r>
         <w:t>Gesellschafterdarlehen-Rückzahlung (380 TEUR, 18.01.2026): Anfechtungsklage wird</w:t>
@@ -661,6 +727,7 @@
     </w:p>
     <w:p>
       <w:pPr>
+        <w:spacing w:line="259" w:lineRule="auto" w:after="60"/>
         <w:jc w:val="left"/>
       </w:pPr>
       <w:r>
@@ -670,6 +737,7 @@
     <w:p>
       <w:pPr>
         <w:pStyle w:val="ListBullet"/>
+        <w:spacing w:line="259" w:lineRule="auto" w:after="60"/>
       </w:pPr>
       <w:r>
         <w:t>BTC-Bestand Friedhelm Großbach: 8 BTC, ca. 612 TEUR – Verwertung als Sanierungsbeitrag</w:t>
@@ -677,6 +745,7 @@
     </w:p>
     <w:p>
       <w:pPr>
+        <w:spacing w:line="259" w:lineRule="auto" w:after="60"/>
         <w:jc w:val="left"/>
       </w:pPr>
       <w:r>
@@ -685,6 +754,7 @@
     </w:p>
     <w:p>
       <w:pPr>
+        <w:spacing w:line="259" w:lineRule="auto" w:after="60"/>
         <w:jc w:val="left"/>
       </w:pPr>
       <w:r>
@@ -693,6 +763,7 @@
     </w:p>
     <w:p>
       <w:pPr>
+        <w:spacing w:line="259" w:lineRule="auto" w:after="60"/>
         <w:ind w:left="567"/>
       </w:pPr>
       <w:r>
@@ -704,6 +775,7 @@
     </w:p>
     <w:p>
       <w:pPr>
+        <w:spacing w:line="259" w:lineRule="auto" w:after="60"/>
         <w:ind w:left="567"/>
       </w:pPr>
       <w:r>
@@ -715,6 +787,7 @@
     </w:p>
     <w:p>
       <w:pPr>
+        <w:spacing w:line="259" w:lineRule="auto" w:after="60"/>
         <w:ind w:left="567"/>
       </w:pPr>
       <w:r>
@@ -726,6 +799,7 @@
     </w:p>
     <w:p>
       <w:pPr>
+        <w:spacing w:line="259" w:lineRule="auto" w:after="60"/>
         <w:jc w:val="left"/>
       </w:pPr>
       <w:r>
@@ -734,6 +808,7 @@
     </w:p>
     <w:p>
       <w:pPr>
+        <w:spacing w:line="259" w:lineRule="auto" w:after="60"/>
         <w:jc w:val="left"/>
       </w:pPr>
       <w:r>
@@ -742,6 +817,7 @@
     </w:p>
     <w:p>
       <w:pPr>
+        <w:spacing w:line="259" w:lineRule="auto" w:after="60"/>
         <w:jc w:val="left"/>
       </w:pPr>
       <w:r>
@@ -750,6 +826,7 @@
     </w:p>
     <w:p>
       <w:pPr>
+        <w:spacing w:line="259" w:lineRule="auto" w:after="60"/>
         <w:jc w:val="left"/>
       </w:pPr>
       <w:r>
@@ -758,6 +835,7 @@
     </w:p>
     <w:p>
       <w:pPr>
+        <w:spacing w:line="259" w:lineRule="auto" w:after="60"/>
         <w:jc w:val="left"/>
       </w:pPr>
       <w:r>
@@ -766,6 +844,7 @@
     </w:p>
     <w:p>
       <w:pPr>
+        <w:spacing w:line="259" w:lineRule="auto" w:after="60"/>
         <w:jc w:val="left"/>
       </w:pPr>
       <w:r>
@@ -774,6 +853,7 @@
     </w:p>
     <w:p>
       <w:pPr>
+        <w:spacing w:line="259" w:lineRule="auto" w:after="60"/>
         <w:jc w:val="left"/>
       </w:pPr>
       <w:r>
@@ -782,6 +862,7 @@
     </w:p>
     <w:p>
       <w:pPr>
+        <w:spacing w:line="259" w:lineRule="auto" w:after="60"/>
         <w:jc w:val="left"/>
       </w:pPr>
       <w:r>
@@ -790,16 +871,22 @@
     </w:p>
     <w:p>
       <w:pPr>
+        <w:spacing w:line="259" w:lineRule="auto" w:after="60"/>
         <w:jc w:val="left"/>
       </w:pPr>
       <w:r>
         <w:t>Krause: „Ja, das ist ausreichend als Grundlage."</w:t>
       </w:r>
     </w:p>
-    <w:p/>
+    <w:p>
+      <w:pPr>
+        <w:spacing w:line="259" w:lineRule="auto" w:after="60"/>
+      </w:pPr>
+    </w:p>
     <w:p>
       <w:pPr>
         <w:pStyle w:val="Heading2"/>
+        <w:spacing w:line="259" w:lineRule="auto" w:after="60"/>
       </w:pPr>
       <w:r>
         <w:rPr>
@@ -810,6 +897,7 @@
     </w:p>
     <w:p>
       <w:pPr>
+        <w:spacing w:line="259" w:lineRule="auto" w:after="60"/>
         <w:jc w:val="left"/>
       </w:pPr>
       <w:r>
@@ -818,6 +906,7 @@
     </w:p>
     <w:p>
       <w:pPr>
+        <w:spacing w:line="259" w:lineRule="auto" w:after="60"/>
         <w:jc w:val="left"/>
       </w:pPr>
       <w:r>
@@ -827,6 +916,7 @@
     <w:p>
       <w:pPr>
         <w:pStyle w:val="ListBullet"/>
+        <w:spacing w:line="259" w:lineRule="auto" w:after="60"/>
       </w:pPr>
       <w:r>
         <w:t>Gruppe 1 (Sparkasse): DtE-Swap 2 Mio. EUR + Rangrücktritt + Tilgung; Einigung</w:t>
@@ -834,6 +924,7 @@
     </w:p>
     <w:p>
       <w:pPr>
+        <w:spacing w:line="259" w:lineRule="auto" w:after="60"/>
         <w:jc w:val="left"/>
       </w:pPr>
       <w:r>
@@ -843,6 +934,7 @@
     <w:p>
       <w:pPr>
         <w:pStyle w:val="ListBullet"/>
+        <w:spacing w:line="259" w:lineRule="auto" w:after="60"/>
       </w:pPr>
       <w:r>
         <w:t>Gruppe 2 (Lieferanten): Verhandlungen laufen; Forderungsverzicht 20 % / Raten angeboten</w:t>
@@ -851,6 +943,7 @@
     <w:p>
       <w:pPr>
         <w:pStyle w:val="ListBullet"/>
+        <w:spacing w:line="259" w:lineRule="auto" w:after="60"/>
       </w:pPr>
       <w:r>
         <w:t>Gruppe 3 (FA Erfurt): Stundungsantrag ausstehend; RR Neubauer: „Wir haben den Antrag</w:t>
@@ -858,6 +951,7 @@
     </w:p>
     <w:p>
       <w:pPr>
+        <w:spacing w:line="259" w:lineRule="auto" w:after="60"/>
         <w:jc w:val="left"/>
       </w:pPr>
       <w:r>
@@ -867,6 +961,7 @@
     <w:p>
       <w:pPr>
         <w:pStyle w:val="ListBullet"/>
+        <w:spacing w:line="259" w:lineRule="auto" w:after="60"/>
       </w:pPr>
       <w:r>
         <w:t>Gruppe 4 (Gesellschafterdarlehen): Rangrücktritt akzeptiert</w:t>
@@ -874,6 +969,7 @@
     </w:p>
     <w:p>
       <w:pPr>
+        <w:spacing w:line="259" w:lineRule="auto" w:after="60"/>
         <w:jc w:val="left"/>
       </w:pPr>
       <w:r>
@@ -882,6 +978,7 @@
     </w:p>
     <w:p>
       <w:pPr>
+        <w:spacing w:line="259" w:lineRule="auto" w:after="60"/>
         <w:jc w:val="left"/>
       </w:pPr>
       <w:r>
@@ -890,6 +987,7 @@
     </w:p>
     <w:p>
       <w:pPr>
+        <w:spacing w:line="259" w:lineRule="auto" w:after="60"/>
         <w:jc w:val="left"/>
       </w:pPr>
       <w:r>
@@ -898,6 +996,7 @@
     </w:p>
     <w:p>
       <w:pPr>
+        <w:spacing w:line="259" w:lineRule="auto" w:after="60"/>
         <w:jc w:val="left"/>
       </w:pPr>
       <w:r>
@@ -906,6 +1005,7 @@
     </w:p>
     <w:p>
       <w:pPr>
+        <w:spacing w:line="259" w:lineRule="auto" w:after="60"/>
         <w:jc w:val="left"/>
       </w:pPr>
       <w:r>
@@ -914,16 +1014,22 @@
     </w:p>
     <w:p>
       <w:pPr>
+        <w:spacing w:line="259" w:lineRule="auto" w:after="60"/>
         <w:jc w:val="left"/>
       </w:pPr>
       <w:r>
         <w:t>Voß: „Das lasse ich prüfen."</w:t>
       </w:r>
     </w:p>
-    <w:p/>
+    <w:p>
+      <w:pPr>
+        <w:spacing w:line="259" w:lineRule="auto" w:after="60"/>
+      </w:pPr>
+    </w:p>
     <w:p>
       <w:pPr>
         <w:pStyle w:val="Heading2"/>
+        <w:spacing w:line="259" w:lineRule="auto" w:after="60"/>
       </w:pPr>
       <w:r>
         <w:rPr>
@@ -934,6 +1040,7 @@
     </w:p>
     <w:p>
       <w:pPr>
+        <w:spacing w:line="259" w:lineRule="auto" w:after="60"/>
         <w:jc w:val="left"/>
       </w:pPr>
       <w:r>
@@ -948,6 +1055,7 @@
     </w:p>
     <w:p>
       <w:pPr>
+        <w:spacing w:line="259" w:lineRule="auto" w:after="60"/>
         <w:jc w:val="left"/>
       </w:pPr>
       <w:r>
@@ -959,6 +1067,7 @@
     </w:p>
     <w:p>
       <w:pPr>
+        <w:spacing w:line="259" w:lineRule="auto" w:after="60"/>
         <w:jc w:val="left"/>
       </w:pPr>
       <w:r>
@@ -973,6 +1082,7 @@
     </w:p>
     <w:p>
       <w:pPr>
+        <w:spacing w:line="259" w:lineRule="auto" w:after="60"/>
         <w:jc w:val="left"/>
       </w:pPr>
       <w:r>
@@ -981,6 +1091,7 @@
     </w:p>
     <w:p>
       <w:pPr>
+        <w:spacing w:line="259" w:lineRule="auto" w:after="60"/>
         <w:jc w:val="left"/>
       </w:pPr>
       <w:r>
@@ -989,6 +1100,7 @@
     </w:p>
     <w:p>
       <w:pPr>
+        <w:spacing w:line="259" w:lineRule="auto" w:after="60"/>
         <w:jc w:val="left"/>
       </w:pPr>
       <w:r>
@@ -1000,6 +1112,7 @@
     </w:p>
     <w:p>
       <w:pPr>
+        <w:spacing w:line="259" w:lineRule="auto" w:after="60"/>
         <w:jc w:val="left"/>
       </w:pPr>
       <w:r>
@@ -1020,6 +1133,7 @@
     </w:p>
     <w:p>
       <w:pPr>
+        <w:spacing w:line="259" w:lineRule="auto" w:after="60"/>
         <w:jc w:val="left"/>
       </w:pPr>
       <w:r>
@@ -1028,6 +1142,7 @@
     </w:p>
     <w:p>
       <w:pPr>
+        <w:spacing w:line="259" w:lineRule="auto" w:after="60"/>
         <w:jc w:val="left"/>
       </w:pPr>
       <w:r>
@@ -1039,6 +1154,7 @@
     </w:p>
     <w:p>
       <w:pPr>
+        <w:spacing w:line="259" w:lineRule="auto" w:after="60"/>
         <w:jc w:val="left"/>
       </w:pPr>
       <w:r>
@@ -1053,6 +1169,7 @@
     </w:p>
     <w:p>
       <w:pPr>
+        <w:spacing w:line="259" w:lineRule="auto" w:after="60"/>
         <w:jc w:val="left"/>
       </w:pPr>
       <w:r>
@@ -1061,6 +1178,7 @@
     </w:p>
     <w:p>
       <w:pPr>
+        <w:spacing w:line="259" w:lineRule="auto" w:after="60"/>
         <w:jc w:val="left"/>
       </w:pPr>
       <w:r>
@@ -1069,6 +1187,7 @@
     </w:p>
     <w:p>
       <w:pPr>
+        <w:spacing w:line="259" w:lineRule="auto" w:after="60"/>
         <w:jc w:val="left"/>
       </w:pPr>
       <w:r>
@@ -1078,10 +1197,15 @@
         <w:t>Abstimmung: 4:1 (Voß enthält sich erneut)</w:t>
       </w:r>
     </w:p>
-    <w:p/>
+    <w:p>
+      <w:pPr>
+        <w:spacing w:line="259" w:lineRule="auto" w:after="60"/>
+      </w:pPr>
+    </w:p>
     <w:p>
       <w:pPr>
         <w:pStyle w:val="Heading2"/>
+        <w:spacing w:line="259" w:lineRule="auto" w:after="60"/>
       </w:pPr>
       <w:r>
         <w:rPr>
@@ -1092,6 +1216,7 @@
     </w:p>
     <w:p>
       <w:pPr>
+        <w:spacing w:line="259" w:lineRule="auto" w:after="60"/>
         <w:jc w:val="left"/>
       </w:pPr>
       <w:r>
@@ -1107,9 +1232,14 @@
         <w:t xml:space="preserve"> (nach Planabstimmung 15.07.)</w:t>
       </w:r>
     </w:p>
-    <w:p/>
     <w:p>
       <w:pPr>
+        <w:spacing w:line="259" w:lineRule="auto" w:after="60"/>
+      </w:pPr>
+    </w:p>
+    <w:p>
+      <w:pPr>
+        <w:spacing w:line="259" w:lineRule="auto" w:after="60"/>
         <w:jc w:val="left"/>
       </w:pPr>
       <w:r>
@@ -1121,6 +1251,7 @@
     </w:p>
     <w:p>
       <w:pPr>
+        <w:spacing w:line="259" w:lineRule="auto" w:after="60"/>
         <w:jc w:val="left"/>
       </w:pPr>
       <w:r>
@@ -1131,13 +1262,58 @@
       </w:r>
     </w:p>
     <w:sectPr>
+      <w:headerReference w:type="default" r:id="rId9"/>
+      <w:footerReference w:type="default" r:id="rId10"/>
       <w:pgSz w:w="11906" w:h="16838"/>
-      <w:pgMar w:top="1417" w:right="1417" w:bottom="1417" w:left="1417" w:header="720" w:footer="720" w:gutter="0"/>
+      <w:pgMar w:top="1191" w:right="1247" w:bottom="1134" w:left="1361" w:header="720" w:footer="720" w:gutter="0"/>
       <w:cols w:space="720"/>
       <w:docGrid w:linePitch="360"/>
     </w:sectPr>
   </w:body>
 </w:document>
+</file>
+
+<file path=word/footer1.xml><?xml version="1.0" encoding="utf-8"?>
+<w:ftr xmlns:m="http://schemas.openxmlformats.org/officeDocument/2006/math" xmlns:mc="http://schemas.openxmlformats.org/markup-compatibility/2006" xmlns:mo="http://schemas.microsoft.com/office/mac/office/2008/main" xmlns:mv="urn:schemas-microsoft-com:mac:vml" xmlns:o="urn:schemas-microsoft-com:office:office" xmlns:r="http://schemas.openxmlformats.org/officeDocument/2006/relationships" xmlns:v="urn:schemas-microsoft-com:vml" xmlns:w10="urn:schemas-microsoft-com:office:word" xmlns:w14="http://schemas.microsoft.com/office/word/2010/wordml" xmlns:w="http://schemas.openxmlformats.org/wordprocessingml/2006/main" xmlns:wne="http://schemas.microsoft.com/office/word/2006/wordml" xmlns:wp14="http://schemas.microsoft.com/office/word/2010/wordprocessingDrawing" xmlns:wp="http://schemas.openxmlformats.org/drawingml/2006/wordprocessingDrawing" xmlns:wpc="http://schemas.microsoft.com/office/word/2010/wordprocessingCanvas" xmlns:wpg="http://schemas.microsoft.com/office/word/2010/wordprocessingGroup" xmlns:wpi="http://schemas.microsoft.com/office/word/2010/wordprocessingInk" xmlns:wps="http://schemas.microsoft.com/office/word/2010/wordprocessingShape" mc:Ignorable="w14 wp14">
+  <w:p>
+    <w:pPr>
+      <w:pStyle w:val="Footer"/>
+      <w:jc w:val="left"/>
+    </w:pPr>
+    <w:r/>
+    <w:r>
+      <w:rPr>
+        <w:rFonts w:ascii="Times New Roman" w:hAnsi="Times New Roman"/>
+        <w:b w:val="0"/>
+        <w:color w:val="777777"/>
+        <w:sz w:val="17"/>
+      </w:rPr>
+      <w:t>Vertraulich | Bearbeitungsstand Juli 2026 | nur zur Aktenbearbeitung</w:t>
+    </w:r>
+  </w:p>
+</w:ftr>
+</file>
+
+<file path=word/header1.xml><?xml version="1.0" encoding="utf-8"?>
+<w:hdr xmlns:m="http://schemas.openxmlformats.org/officeDocument/2006/math" xmlns:mc="http://schemas.openxmlformats.org/markup-compatibility/2006" xmlns:mo="http://schemas.microsoft.com/office/mac/office/2008/main" xmlns:mv="urn:schemas-microsoft-com:mac:vml" xmlns:o="urn:schemas-microsoft-com:office:office" xmlns:r="http://schemas.openxmlformats.org/officeDocument/2006/relationships" xmlns:v="urn:schemas-microsoft-com:vml" xmlns:w10="urn:schemas-microsoft-com:office:word" xmlns:w14="http://schemas.microsoft.com/office/word/2010/wordml" xmlns:w="http://schemas.openxmlformats.org/wordprocessingml/2006/main" xmlns:wne="http://schemas.microsoft.com/office/word/2006/wordml" xmlns:wp14="http://schemas.microsoft.com/office/word/2010/wordprocessingDrawing" xmlns:wp="http://schemas.openxmlformats.org/drawingml/2006/wordprocessingDrawing" xmlns:wpc="http://schemas.microsoft.com/office/word/2010/wordprocessingCanvas" xmlns:wpg="http://schemas.microsoft.com/office/word/2010/wordprocessingGroup" xmlns:wpi="http://schemas.microsoft.com/office/word/2010/wordprocessingInk" xmlns:wps="http://schemas.microsoft.com/office/word/2010/wordprocessingShape" mc:Ignorable="w14 wp14">
+  <w:p>
+    <w:pPr>
+      <w:pStyle w:val="Header"/>
+      <w:jc w:val="left"/>
+    </w:pPr>
+    <w:r/>
+    <w:r>
+      <w:rPr>
+        <w:rFonts w:ascii="Times New Roman" w:hAnsi="Times New Roman"/>
+        <w:b w:val="0"/>
+        <w:i w:val="0"/>
+        <w:color w:val="666666"/>
+        <w:sz w:val="17"/>
+      </w:rPr>
+      <w:t>Lindenhof und Partner mbB | Insolvenz- und Restrukturierungsakte | Bearbeitungsstand Juli 2026</w:t>
+    </w:r>
+  </w:p>
+</w:hdr>
 </file>
 
 <file path=word/numbering.xml><?xml version="1.0" encoding="utf-8"?>
@@ -1854,11 +2030,12 @@
       <w:contextualSpacing/>
     </w:pPr>
     <w:rPr>
-      <w:rFonts w:asciiTheme="majorHAnsi" w:eastAsiaTheme="majorEastAsia" w:hAnsiTheme="majorHAnsi" w:cstheme="majorBidi"/>
+      <w:rFonts w:asciiTheme="majorHAnsi" w:eastAsiaTheme="majorEastAsia" w:hAnsiTheme="majorHAnsi" w:cstheme="majorBidi" w:ascii="Times New Roman" w:hAnsi="Times New Roman"/>
+      <w:b/>
       <w:color w:val="17365D" w:themeColor="text2" w:themeShade="BF"/>
       <w:spacing w:val="5"/>
       <w:kern w:val="28"/>
-      <w:sz w:val="52"/>
+      <w:sz w:val="30"/>
       <w:szCs w:val="52"/>
     </w:rPr>
   </w:style>
